--- a/report_agent/output/종사자에_의한_유해_위험요인_조사표.docx
+++ b/report_agent/output/종사자에_의한_유해_위험요인_조사표.docx
@@ -55,7 +55,18 @@
                 <w:sz w:val="28"/>
                 <w:szCs w:val="32"/>
               </w:rPr>
-              <w:t>종사자에 의한 유해 위험요인 조사표</w:t>
+              <w:t xml:space="preserve">종사자에 의한 유해 위험요인 </w:t>
+            </w:r>
+            <w:r>
+              <w:rPr>
+                <w:rFonts w:hint="eastAsia"/>
+                <w:b/>
+                <w:bCs/>
+                <w:color w:val="FFFFFF" w:themeColor="background1"/>
+                <w:sz w:val="28"/>
+                <w:szCs w:val="32"/>
+              </w:rPr>
+              <w:t>보고서</w:t>
             </w:r>
           </w:p>
         </w:tc>
@@ -254,6 +265,7 @@
               </w:rPr>
               <w:t>{</w:t>
             </w:r>
+            <w:proofErr w:type="spellStart"/>
             <w:r>
               <w:rPr>
                 <w:sz w:val="16"/>
@@ -261,6 +273,7 @@
               </w:rPr>
               <w:t>board_writer</w:t>
             </w:r>
+            <w:proofErr w:type="spellEnd"/>
             <w:r>
               <w:rPr>
                 <w:sz w:val="16"/>
@@ -331,7 +344,23 @@
                 <w:sz w:val="16"/>
                 <w:szCs w:val="18"/>
               </w:rPr>
-              <w:t>{board_created_at}}</w:t>
+              <w:t>{</w:t>
+            </w:r>
+            <w:proofErr w:type="spellStart"/>
+            <w:r>
+              <w:rPr>
+                <w:sz w:val="16"/>
+                <w:szCs w:val="18"/>
+              </w:rPr>
+              <w:t>board_created_at</w:t>
+            </w:r>
+            <w:proofErr w:type="spellEnd"/>
+            <w:r>
+              <w:rPr>
+                <w:sz w:val="16"/>
+                <w:szCs w:val="18"/>
+              </w:rPr>
+              <w:t>}}</w:t>
             </w:r>
           </w:p>
         </w:tc>
@@ -398,12 +427,21 @@
               </w:rPr>
               <w:t>{</w:t>
             </w:r>
-            <w:r>
-              <w:rPr>
-                <w:sz w:val="16"/>
-                <w:szCs w:val="18"/>
-              </w:rPr>
-              <w:t>category_name}}</w:t>
+            <w:proofErr w:type="spellStart"/>
+            <w:r>
+              <w:rPr>
+                <w:sz w:val="16"/>
+                <w:szCs w:val="18"/>
+              </w:rPr>
+              <w:t>category_name</w:t>
+            </w:r>
+            <w:proofErr w:type="spellEnd"/>
+            <w:r>
+              <w:rPr>
+                <w:sz w:val="16"/>
+                <w:szCs w:val="18"/>
+              </w:rPr>
+              <w:t>}}</w:t>
             </w:r>
           </w:p>
         </w:tc>
@@ -526,7 +564,23 @@
                 <w:sz w:val="16"/>
                 <w:szCs w:val="18"/>
               </w:rPr>
-              <w:t>{board_status}}</w:t>
+              <w:t>{</w:t>
+            </w:r>
+            <w:proofErr w:type="spellStart"/>
+            <w:r>
+              <w:rPr>
+                <w:sz w:val="16"/>
+                <w:szCs w:val="18"/>
+              </w:rPr>
+              <w:t>board_status</w:t>
+            </w:r>
+            <w:proofErr w:type="spellEnd"/>
+            <w:r>
+              <w:rPr>
+                <w:sz w:val="16"/>
+                <w:szCs w:val="18"/>
+              </w:rPr>
+              <w:t>}}</w:t>
             </w:r>
           </w:p>
         </w:tc>
@@ -598,7 +652,23 @@
                 <w:sz w:val="16"/>
                 <w:szCs w:val="18"/>
               </w:rPr>
-              <w:t>{board_contents}}</w:t>
+              <w:t>{</w:t>
+            </w:r>
+            <w:proofErr w:type="spellStart"/>
+            <w:r>
+              <w:rPr>
+                <w:sz w:val="16"/>
+                <w:szCs w:val="18"/>
+              </w:rPr>
+              <w:t>board_contents</w:t>
+            </w:r>
+            <w:proofErr w:type="spellEnd"/>
+            <w:r>
+              <w:rPr>
+                <w:sz w:val="16"/>
+                <w:szCs w:val="18"/>
+              </w:rPr>
+              <w:t>}}</w:t>
             </w:r>
           </w:p>
         </w:tc>
@@ -735,7 +805,23 @@
                 <w:sz w:val="16"/>
                 <w:szCs w:val="18"/>
               </w:rPr>
-              <w:t>{board_image_url}}</w:t>
+              <w:t>{</w:t>
+            </w:r>
+            <w:proofErr w:type="spellStart"/>
+            <w:r>
+              <w:rPr>
+                <w:sz w:val="16"/>
+                <w:szCs w:val="18"/>
+              </w:rPr>
+              <w:t>board_image_url</w:t>
+            </w:r>
+            <w:proofErr w:type="spellEnd"/>
+            <w:r>
+              <w:rPr>
+                <w:sz w:val="16"/>
+                <w:szCs w:val="18"/>
+              </w:rPr>
+              <w:t>}}</w:t>
             </w:r>
           </w:p>
         </w:tc>
@@ -801,6 +887,7 @@
               </w:rPr>
               <w:t>{</w:t>
             </w:r>
+            <w:proofErr w:type="spellStart"/>
             <w:r>
               <w:rPr>
                 <w:sz w:val="16"/>
@@ -813,7 +900,15 @@
                 <w:sz w:val="16"/>
                 <w:szCs w:val="18"/>
               </w:rPr>
-              <w:t>status}}</w:t>
+              <w:t>status</w:t>
+            </w:r>
+            <w:proofErr w:type="spellEnd"/>
+            <w:r>
+              <w:rPr>
+                <w:sz w:val="16"/>
+                <w:szCs w:val="18"/>
+              </w:rPr>
+              <w:t>}}</w:t>
             </w:r>
           </w:p>
         </w:tc>
@@ -872,7 +967,23 @@
                 <w:sz w:val="16"/>
                 <w:szCs w:val="18"/>
               </w:rPr>
-              <w:t>{handler_name}}</w:t>
+              <w:t>{</w:t>
+            </w:r>
+            <w:proofErr w:type="spellStart"/>
+            <w:r>
+              <w:rPr>
+                <w:sz w:val="16"/>
+                <w:szCs w:val="18"/>
+              </w:rPr>
+              <w:t>handler_name</w:t>
+            </w:r>
+            <w:proofErr w:type="spellEnd"/>
+            <w:r>
+              <w:rPr>
+                <w:sz w:val="16"/>
+                <w:szCs w:val="18"/>
+              </w:rPr>
+              <w:t>}}</w:t>
             </w:r>
           </w:p>
         </w:tc>
@@ -1002,7 +1113,23 @@
                 <w:sz w:val="16"/>
                 <w:szCs w:val="18"/>
               </w:rPr>
-              <w:t>{completed_at}}</w:t>
+              <w:t>{</w:t>
+            </w:r>
+            <w:proofErr w:type="spellStart"/>
+            <w:r>
+              <w:rPr>
+                <w:sz w:val="16"/>
+                <w:szCs w:val="18"/>
+              </w:rPr>
+              <w:t>completed_at</w:t>
+            </w:r>
+            <w:proofErr w:type="spellEnd"/>
+            <w:r>
+              <w:rPr>
+                <w:sz w:val="16"/>
+                <w:szCs w:val="18"/>
+              </w:rPr>
+              <w:t>}}</w:t>
             </w:r>
           </w:p>
         </w:tc>
@@ -1074,7 +1201,23 @@
                 <w:sz w:val="16"/>
                 <w:szCs w:val="18"/>
               </w:rPr>
-              <w:t>{image_url}}</w:t>
+              <w:t>{</w:t>
+            </w:r>
+            <w:proofErr w:type="spellStart"/>
+            <w:r>
+              <w:rPr>
+                <w:sz w:val="16"/>
+                <w:szCs w:val="18"/>
+              </w:rPr>
+              <w:t>image_url</w:t>
+            </w:r>
+            <w:proofErr w:type="spellEnd"/>
+            <w:r>
+              <w:rPr>
+                <w:sz w:val="16"/>
+                <w:szCs w:val="18"/>
+              </w:rPr>
+              <w:t>}}</w:t>
             </w:r>
           </w:p>
         </w:tc>
